--- a/public/chat_files/cuevas_pediatric_intake_and_consent_v1.docx
+++ b/public/chat_files/cuevas_pediatric_intake_and_consent_v1.docx
@@ -3,20 +3,116 @@
 <w:document xmlns:w="http://schemas.openxmlformats.org/wordprocessingml/2006/main">
   <w:body>
     <w:p>
+      <w:pPr>
+        <w:spacing w:before="120" w:after="240"/>
+      </w:pPr>
       <w:r>
         <w:rPr>
           <w:b/>
-          <w:sz w:val="28"/>
+          <w:color w:val="0F172A"/>
+          <w:sz w:val="32"/>
         </w:rPr>
-        <w:t>Pediatric Clinical Intake &amp; Consent Agreement (v1 Draft)</w:t>
+        <w:t xml:space="preserve">Pediatric Clinical Intake &amp; Consent Agreement (v1 Draft — Before Revisions)</w:t>
       </w:r>
     </w:p>
     <w:p>
+      <w:pPr>
+        <w:spacing w:before="240" w:after="80"/>
+      </w:pPr>
       <w:r>
         <w:rPr>
-          <w:sz w:val="22"/>
+          <w:b/>
+          <w:color w:val="0F172A"/>
+          <w:sz w:val="24"/>
         </w:rPr>
-        <w:t xml:space="preserve">Initial draft of master service agreement, clinical terms, and HIPAA consent.</w:t>
+        <w:t xml:space="preserve">ARTICLE 1: CLIENT IDENTIFICATION</w:t>
+      </w:r>
+    </w:p>
+    <w:p>
+      <w:pPr>
+        <w:spacing w:after="140" w:line="276" w:lineRule="auto"/>
+      </w:pPr>
+      <w:r>
+        <w:rPr>
+          <w:color w:val="1E293B"/>
+          <w:sz w:val="21"/>
+        </w:rPr>
+        <w:t xml:space="preserve">This agreement is made between Cuevas Speech Therapy and the client. The client agrees to attend all scheduled sessions.</w:t>
+      </w:r>
+    </w:p>
+    <w:p>
+      <w:pPr>
+        <w:spacing w:before="240" w:after="80"/>
+      </w:pPr>
+      <w:r>
+        <w:rPr>
+          <w:b/>
+          <w:color w:val="0F172A"/>
+          <w:sz w:val="24"/>
+        </w:rPr>
+        <w:t xml:space="preserve">ARTICLE 2: CANCELLATIONS</w:t>
+      </w:r>
+    </w:p>
+    <w:p>
+      <w:pPr>
+        <w:spacing w:after="140" w:line="276" w:lineRule="auto"/>
+      </w:pPr>
+      <w:r>
+        <w:rPr>
+          <w:color w:val="1E293B"/>
+          <w:sz w:val="21"/>
+        </w:rPr>
+        <w:t xml:space="preserve">Late cancellations incur a $50 administrative charge if not notified 24 hours prior. Please call our front desk to reschedule.</w:t>
+      </w:r>
+    </w:p>
+    <w:p>
+      <w:pPr>
+        <w:spacing w:before="240" w:after="80"/>
+      </w:pPr>
+      <w:r>
+        <w:rPr>
+          <w:b/>
+          <w:color w:val="0F172A"/>
+          <w:sz w:val="24"/>
+        </w:rPr>
+        <w:t xml:space="preserve">ARTICLE 3: CONFIDENTIALITY</w:t>
+      </w:r>
+    </w:p>
+    <w:p>
+      <w:pPr>
+        <w:spacing w:after="140" w:line="276" w:lineRule="auto"/>
+      </w:pPr>
+      <w:r>
+        <w:rPr>
+          <w:color w:val="1E293B"/>
+          <w:sz w:val="21"/>
+        </w:rPr>
+        <w:t xml:space="preserve">All client records are kept confidential under federal guidelines.</w:t>
+      </w:r>
+    </w:p>
+    <w:p>
+      <w:pPr>
+        <w:spacing w:before="240" w:after="80"/>
+      </w:pPr>
+      <w:r>
+        <w:rPr>
+          <w:b/>
+          <w:color w:val="0F172A"/>
+          <w:sz w:val="24"/>
+        </w:rPr>
+        <w:t xml:space="preserve">ARTICLE 4: BILLING</w:t>
+      </w:r>
+    </w:p>
+    <w:p>
+      <w:pPr>
+        <w:spacing w:after="140" w:line="276" w:lineRule="auto"/>
+      </w:pPr>
+      <w:r>
+        <w:rPr>
+          <w:color w:val="1E293B"/>
+          <w:sz w:val="21"/>
+        </w:rPr>
+        <w:t xml:space="preserve">Invoices will be sent periodically for services rendered.</w:t>
       </w:r>
     </w:p>
   </w:body>

--- a/public/chat_files/cuevas_pediatric_intake_and_consent_v1.docx
+++ b/public/chat_files/cuevas_pediatric_intake_and_consent_v1.docx
@@ -13,7 +13,51 @@
           <w:color w:val="0F172A"/>
           <w:sz w:val="44"/>
         </w:rPr>
-        <w:t>Pediatric Clinical Intake &amp; Consent Agreement (v1 Draft — Before Revisions)</w:t>
+        <w:t>Bloom Speech &amp; Language Clinic — Pediatric Patient Intake &amp; Clinical Services Agreement (v1 Legal Draft)</w:t>
+      </w:r>
+    </w:p>
+    <w:p>
+      <w:pPr>
+        <w:spacing w:before="0" w:after="120" w:line="276" w:lineRule="auto"/>
+      </w:pPr>
+      <w:r>
+        <w:rPr>
+          <w:rFonts w:ascii="Calibri" w:hAnsi="Calibri"/>
+          <w:color w:val="1E293B"/>
+          <w:sz w:val="20"/>
+        </w:rPr>
+        <w:t>CLINICAL PRACTICE: Bloom Speech &amp; Language Therapy, PLLC · Texas Professional LLC</w:t>
+      </w:r>
+    </w:p>
+    <w:p>
+      <w:pPr>
+        <w:spacing w:before="0" w:after="120" w:line="276" w:lineRule="auto"/>
+      </w:pPr>
+      <w:r>
+        <w:rPr>
+          <w:rFonts w:ascii="Calibri" w:hAnsi="Calibri"/>
+          <w:color w:val="1E293B"/>
+          <w:sz w:val="20"/>
+        </w:rPr>
+        <w:t>CLINICAL DIRECTOR: Issa Cuevas, M.S., CCC-SLP · ASHA Certification #14209182 · Texas License #114820</w:t>
+      </w:r>
+    </w:p>
+    <w:p>
+      <w:pPr>
+        <w:spacing w:before="0" w:after="120" w:line="276" w:lineRule="auto"/>
+      </w:pPr>
+      <w:r>
+        <w:rPr>
+          <w:rFonts w:ascii="Calibri" w:hAnsi="Calibri"/>
+          <w:color w:val="1E293B"/>
+          <w:sz w:val="20"/>
+        </w:rPr>
+        <w:t>DOCUMENT: Master Pediatric Clinical Services Agreement &amp; Financial Consent (v1 Legal Draft)</w:t>
+      </w:r>
+    </w:p>
+    <w:p>
+      <w:r>
+        <w:br w:type="page"/>
       </w:r>
     </w:p>
     <w:p>
@@ -28,7 +72,7 @@
           <w:color w:val="0F172A"/>
           <w:sz w:val="26"/>
         </w:rPr>
-        <w:t>ARTICLE 1: CLIENT IDENTIFICATION</w:t>
+        <w:t>ARTICLE 1: RECITALS &amp; CLINICAL SERVICES SCOPE</w:t>
       </w:r>
     </w:p>
     <w:p>
@@ -41,7 +85,25 @@
           <w:color w:val="1E293B"/>
           <w:sz w:val="20"/>
         </w:rPr>
-        <w:t>This agreement is made between Cuevas Speech Therapy and the client. The client agrees to attend all scheduled sessions.</w:t>
+        <w:t>This Agreement is entered into between Bloom Speech &amp; Language Therapy, PLLC ('Practice') and the undersigned parent(s) or legal guardian(s) ('Guarantor') on behalf of the minor patient ('Patient').</w:t>
+      </w:r>
+    </w:p>
+    <w:p>
+      <w:pPr>
+        <w:spacing w:before="0" w:after="120" w:line="276" w:lineRule="auto"/>
+      </w:pPr>
+      <w:r>
+        <w:rPr>
+          <w:rFonts w:ascii="Calibri" w:hAnsi="Calibri"/>
+          <w:color w:val="1E293B"/>
+          <w:sz w:val="20"/>
+        </w:rPr>
+        <w:t>The Practice provides comprehensive pediatric diagnostic speech-language evaluations, individualized articulation therapy, language disorder interventions, pragmatic social communication coaching, and pediatric feeding therapy.</w:t>
+      </w:r>
+    </w:p>
+    <w:p>
+      <w:r>
+        <w:br w:type="page"/>
       </w:r>
     </w:p>
     <w:p>
@@ -56,7 +118,7 @@
           <w:color w:val="0F172A"/>
           <w:sz w:val="26"/>
         </w:rPr>
-        <w:t>ARTICLE 2: CANCELLATIONS</w:t>
+        <w:t>ARTICLE 2: PROFESSIONAL FEE SCHEDULE &amp; DIRECT PRIVATE-PAY POLICIES</w:t>
       </w:r>
     </w:p>
     <w:p>
@@ -69,7 +131,829 @@
           <w:color w:val="1E293B"/>
           <w:sz w:val="20"/>
         </w:rPr>
-        <w:t>Late cancellations incur a $50 administrative charge if not notified 24 hours prior. Please call our front desk to reschedule.</w:t>
+        <w:t>The Practice operates as a direct-fee-for-service clinic and does not bill third-party commercial insurance carriers or Medicaid directly. All professional fees are due at the time service is rendered:</w:t>
+      </w:r>
+    </w:p>
+    <w:tbl>
+      <w:tblPr>
+        <w:tblW w:type="auto" w:w="0"/>
+        <w:jc w:val="center"/>
+        <w:tblLayout w:type="autofit"/>
+        <w:tblLook w:firstColumn="1" w:firstRow="1" w:lastColumn="0" w:lastRow="0" w:noHBand="0" w:noVBand="1" w:val="04A0"/>
+      </w:tblPr>
+      <w:tblGrid>
+        <w:gridCol w:w="1872"/>
+        <w:gridCol w:w="1872"/>
+        <w:gridCol w:w="1872"/>
+        <w:gridCol w:w="1872"/>
+        <w:gridCol w:w="1872"/>
+      </w:tblGrid>
+      <w:tr>
+        <w:tc>
+          <w:tcPr>
+            <w:tcW w:type="dxa" w:w="1872"/>
+            <w:shd w:fill="0F172A"/>
+            <w:tcBorders>
+              <w:top w:val="single" w:sz="4" w:space="0" w:color="CBD5E1"/>
+              <w:left w:val="none"/>
+              <w:bottom w:val="single" w:sz="4" w:space="0" w:color="CBD5E1"/>
+              <w:right w:val="none"/>
+            </w:tcBorders>
+          </w:tcPr>
+          <w:p>
+            <w:pPr>
+              <w:spacing w:before="80" w:after="80"/>
+              <w:jc w:val="center"/>
+            </w:pPr>
+            <w:r>
+              <w:rPr>
+                <w:rFonts w:ascii="Calibri" w:hAnsi="Calibri"/>
+                <w:b/>
+                <w:color w:val="FFFFFF"/>
+                <w:sz w:val="19"/>
+              </w:rPr>
+              <w:t>Service Classification</w:t>
+            </w:r>
+          </w:p>
+        </w:tc>
+        <w:tc>
+          <w:tcPr>
+            <w:tcW w:type="dxa" w:w="1872"/>
+            <w:shd w:fill="0F172A"/>
+            <w:tcBorders>
+              <w:top w:val="single" w:sz="4" w:space="0" w:color="CBD5E1"/>
+              <w:left w:val="none"/>
+              <w:bottom w:val="single" w:sz="4" w:space="0" w:color="CBD5E1"/>
+              <w:right w:val="none"/>
+            </w:tcBorders>
+          </w:tcPr>
+          <w:p>
+            <w:pPr>
+              <w:spacing w:before="80" w:after="80"/>
+              <w:jc w:val="center"/>
+            </w:pPr>
+            <w:r>
+              <w:rPr>
+                <w:rFonts w:ascii="Calibri" w:hAnsi="Calibri"/>
+                <w:b/>
+                <w:color w:val="FFFFFF"/>
+                <w:sz w:val="19"/>
+              </w:rPr>
+              <w:t>CPT Procedure Code</w:t>
+            </w:r>
+          </w:p>
+        </w:tc>
+        <w:tc>
+          <w:tcPr>
+            <w:tcW w:type="dxa" w:w="1872"/>
+            <w:shd w:fill="0F172A"/>
+            <w:tcBorders>
+              <w:top w:val="single" w:sz="4" w:space="0" w:color="CBD5E1"/>
+              <w:left w:val="none"/>
+              <w:bottom w:val="single" w:sz="4" w:space="0" w:color="CBD5E1"/>
+              <w:right w:val="none"/>
+            </w:tcBorders>
+          </w:tcPr>
+          <w:p>
+            <w:pPr>
+              <w:spacing w:before="80" w:after="80"/>
+              <w:jc w:val="center"/>
+            </w:pPr>
+            <w:r>
+              <w:rPr>
+                <w:rFonts w:ascii="Calibri" w:hAnsi="Calibri"/>
+                <w:b/>
+                <w:color w:val="FFFFFF"/>
+                <w:sz w:val="19"/>
+              </w:rPr>
+              <w:t>Session Duration</w:t>
+            </w:r>
+          </w:p>
+        </w:tc>
+        <w:tc>
+          <w:tcPr>
+            <w:tcW w:type="dxa" w:w="1872"/>
+            <w:shd w:fill="0F172A"/>
+            <w:tcBorders>
+              <w:top w:val="single" w:sz="4" w:space="0" w:color="CBD5E1"/>
+              <w:left w:val="none"/>
+              <w:bottom w:val="single" w:sz="4" w:space="0" w:color="CBD5E1"/>
+              <w:right w:val="none"/>
+            </w:tcBorders>
+          </w:tcPr>
+          <w:p>
+            <w:pPr>
+              <w:spacing w:before="80" w:after="80"/>
+              <w:jc w:val="center"/>
+            </w:pPr>
+            <w:r>
+              <w:rPr>
+                <w:rFonts w:ascii="Calibri" w:hAnsi="Calibri"/>
+                <w:b/>
+                <w:color w:val="FFFFFF"/>
+                <w:sz w:val="19"/>
+              </w:rPr>
+              <w:t>Professional Fee USD</w:t>
+            </w:r>
+          </w:p>
+        </w:tc>
+        <w:tc>
+          <w:tcPr>
+            <w:tcW w:type="dxa" w:w="1872"/>
+            <w:shd w:fill="0F172A"/>
+            <w:tcBorders>
+              <w:top w:val="single" w:sz="4" w:space="0" w:color="CBD5E1"/>
+              <w:left w:val="none"/>
+              <w:bottom w:val="single" w:sz="4" w:space="0" w:color="CBD5E1"/>
+              <w:right w:val="none"/>
+            </w:tcBorders>
+          </w:tcPr>
+          <w:p>
+            <w:pPr>
+              <w:spacing w:before="80" w:after="80"/>
+              <w:jc w:val="center"/>
+            </w:pPr>
+            <w:r>
+              <w:rPr>
+                <w:rFonts w:ascii="Calibri" w:hAnsi="Calibri"/>
+                <w:b/>
+                <w:color w:val="FFFFFF"/>
+                <w:sz w:val="19"/>
+              </w:rPr>
+              <w:t>Superbill Reimbursement Notes</w:t>
+            </w:r>
+          </w:p>
+        </w:tc>
+      </w:tr>
+      <w:tr>
+        <w:tc>
+          <w:tcPr>
+            <w:tcW w:type="dxa" w:w="1872"/>
+            <w:shd w:fill="F8FAFC"/>
+            <w:tcBorders>
+              <w:top w:val="single" w:sz="4" w:space="0" w:color="CBD5E1"/>
+              <w:left w:val="none"/>
+              <w:bottom w:val="single" w:sz="4" w:space="0" w:color="CBD5E1"/>
+              <w:right w:val="none"/>
+            </w:tcBorders>
+          </w:tcPr>
+          <w:p>
+            <w:pPr>
+              <w:spacing w:before="80" w:after="80"/>
+              <w:jc w:val="left"/>
+            </w:pPr>
+            <w:r>
+              <w:rPr>
+                <w:rFonts w:ascii="Calibri" w:hAnsi="Calibri"/>
+                <w:color w:val="1E293B"/>
+                <w:sz w:val="18"/>
+              </w:rPr>
+              <w:t>Comprehensive Speech/Language Evaluation</w:t>
+            </w:r>
+          </w:p>
+        </w:tc>
+        <w:tc>
+          <w:tcPr>
+            <w:tcW w:type="dxa" w:w="1872"/>
+            <w:shd w:fill="F8FAFC"/>
+            <w:tcBorders>
+              <w:top w:val="single" w:sz="4" w:space="0" w:color="CBD5E1"/>
+              <w:left w:val="none"/>
+              <w:bottom w:val="single" w:sz="4" w:space="0" w:color="CBD5E1"/>
+              <w:right w:val="none"/>
+            </w:tcBorders>
+          </w:tcPr>
+          <w:p>
+            <w:pPr>
+              <w:spacing w:before="80" w:after="80"/>
+              <w:jc w:val="left"/>
+            </w:pPr>
+            <w:r>
+              <w:rPr>
+                <w:rFonts w:ascii="Calibri" w:hAnsi="Calibri"/>
+                <w:color w:val="1E293B"/>
+                <w:sz w:val="18"/>
+              </w:rPr>
+              <w:t>CPT 92523</w:t>
+            </w:r>
+          </w:p>
+        </w:tc>
+        <w:tc>
+          <w:tcPr>
+            <w:tcW w:type="dxa" w:w="1872"/>
+            <w:shd w:fill="F8FAFC"/>
+            <w:tcBorders>
+              <w:top w:val="single" w:sz="4" w:space="0" w:color="CBD5E1"/>
+              <w:left w:val="none"/>
+              <w:bottom w:val="single" w:sz="4" w:space="0" w:color="CBD5E1"/>
+              <w:right w:val="none"/>
+            </w:tcBorders>
+          </w:tcPr>
+          <w:p>
+            <w:pPr>
+              <w:spacing w:before="80" w:after="80"/>
+              <w:jc w:val="left"/>
+            </w:pPr>
+            <w:r>
+              <w:rPr>
+                <w:rFonts w:ascii="Calibri" w:hAnsi="Calibri"/>
+                <w:color w:val="1E293B"/>
+                <w:sz w:val="18"/>
+              </w:rPr>
+              <w:t>90 Minutes</w:t>
+            </w:r>
+          </w:p>
+        </w:tc>
+        <w:tc>
+          <w:tcPr>
+            <w:tcW w:type="dxa" w:w="1872"/>
+            <w:shd w:fill="F8FAFC"/>
+            <w:tcBorders>
+              <w:top w:val="single" w:sz="4" w:space="0" w:color="CBD5E1"/>
+              <w:left w:val="none"/>
+              <w:bottom w:val="single" w:sz="4" w:space="0" w:color="CBD5E1"/>
+              <w:right w:val="none"/>
+            </w:tcBorders>
+          </w:tcPr>
+          <w:p>
+            <w:pPr>
+              <w:spacing w:before="80" w:after="80"/>
+              <w:jc w:val="left"/>
+            </w:pPr>
+            <w:r>
+              <w:rPr>
+                <w:rFonts w:ascii="Calibri" w:hAnsi="Calibri"/>
+                <w:color w:val="1E293B"/>
+                <w:sz w:val="18"/>
+              </w:rPr>
+              <w:t>$375.00</w:t>
+            </w:r>
+          </w:p>
+        </w:tc>
+        <w:tc>
+          <w:tcPr>
+            <w:tcW w:type="dxa" w:w="1872"/>
+            <w:shd w:fill="F8FAFC"/>
+            <w:tcBorders>
+              <w:top w:val="single" w:sz="4" w:space="0" w:color="CBD5E1"/>
+              <w:left w:val="none"/>
+              <w:bottom w:val="single" w:sz="4" w:space="0" w:color="CBD5E1"/>
+              <w:right w:val="none"/>
+            </w:tcBorders>
+          </w:tcPr>
+          <w:p>
+            <w:pPr>
+              <w:spacing w:before="80" w:after="80"/>
+              <w:jc w:val="left"/>
+            </w:pPr>
+            <w:r>
+              <w:rPr>
+                <w:rFonts w:ascii="Calibri" w:hAnsi="Calibri"/>
+                <w:color w:val="1E293B"/>
+                <w:sz w:val="18"/>
+              </w:rPr>
+              <w:t>Includes formal standardized test report</w:t>
+            </w:r>
+          </w:p>
+        </w:tc>
+      </w:tr>
+      <w:tr>
+        <w:tc>
+          <w:tcPr>
+            <w:tcW w:type="dxa" w:w="1872"/>
+            <w:shd w:fill="FFFFFF"/>
+            <w:tcBorders>
+              <w:top w:val="single" w:sz="4" w:space="0" w:color="CBD5E1"/>
+              <w:left w:val="none"/>
+              <w:bottom w:val="single" w:sz="4" w:space="0" w:color="CBD5E1"/>
+              <w:right w:val="none"/>
+            </w:tcBorders>
+          </w:tcPr>
+          <w:p>
+            <w:pPr>
+              <w:spacing w:before="80" w:after="80"/>
+              <w:jc w:val="left"/>
+            </w:pPr>
+            <w:r>
+              <w:rPr>
+                <w:rFonts w:ascii="Calibri" w:hAnsi="Calibri"/>
+                <w:color w:val="1E293B"/>
+                <w:sz w:val="18"/>
+              </w:rPr>
+              <w:t>Speech Sound / Articulation Assessment</w:t>
+            </w:r>
+          </w:p>
+        </w:tc>
+        <w:tc>
+          <w:tcPr>
+            <w:tcW w:type="dxa" w:w="1872"/>
+            <w:shd w:fill="FFFFFF"/>
+            <w:tcBorders>
+              <w:top w:val="single" w:sz="4" w:space="0" w:color="CBD5E1"/>
+              <w:left w:val="none"/>
+              <w:bottom w:val="single" w:sz="4" w:space="0" w:color="CBD5E1"/>
+              <w:right w:val="none"/>
+            </w:tcBorders>
+          </w:tcPr>
+          <w:p>
+            <w:pPr>
+              <w:spacing w:before="80" w:after="80"/>
+              <w:jc w:val="left"/>
+            </w:pPr>
+            <w:r>
+              <w:rPr>
+                <w:rFonts w:ascii="Calibri" w:hAnsi="Calibri"/>
+                <w:color w:val="1E293B"/>
+                <w:sz w:val="18"/>
+              </w:rPr>
+              <w:t>CPT 92522</w:t>
+            </w:r>
+          </w:p>
+        </w:tc>
+        <w:tc>
+          <w:tcPr>
+            <w:tcW w:type="dxa" w:w="1872"/>
+            <w:shd w:fill="FFFFFF"/>
+            <w:tcBorders>
+              <w:top w:val="single" w:sz="4" w:space="0" w:color="CBD5E1"/>
+              <w:left w:val="none"/>
+              <w:bottom w:val="single" w:sz="4" w:space="0" w:color="CBD5E1"/>
+              <w:right w:val="none"/>
+            </w:tcBorders>
+          </w:tcPr>
+          <w:p>
+            <w:pPr>
+              <w:spacing w:before="80" w:after="80"/>
+              <w:jc w:val="left"/>
+            </w:pPr>
+            <w:r>
+              <w:rPr>
+                <w:rFonts w:ascii="Calibri" w:hAnsi="Calibri"/>
+                <w:color w:val="1E293B"/>
+                <w:sz w:val="18"/>
+              </w:rPr>
+              <w:t>60 Minutes</w:t>
+            </w:r>
+          </w:p>
+        </w:tc>
+        <w:tc>
+          <w:tcPr>
+            <w:tcW w:type="dxa" w:w="1872"/>
+            <w:shd w:fill="FFFFFF"/>
+            <w:tcBorders>
+              <w:top w:val="single" w:sz="4" w:space="0" w:color="CBD5E1"/>
+              <w:left w:val="none"/>
+              <w:bottom w:val="single" w:sz="4" w:space="0" w:color="CBD5E1"/>
+              <w:right w:val="none"/>
+            </w:tcBorders>
+          </w:tcPr>
+          <w:p>
+            <w:pPr>
+              <w:spacing w:before="80" w:after="80"/>
+              <w:jc w:val="left"/>
+            </w:pPr>
+            <w:r>
+              <w:rPr>
+                <w:rFonts w:ascii="Calibri" w:hAnsi="Calibri"/>
+                <w:color w:val="1E293B"/>
+                <w:sz w:val="18"/>
+              </w:rPr>
+              <w:t>$250.00</w:t>
+            </w:r>
+          </w:p>
+        </w:tc>
+        <w:tc>
+          <w:tcPr>
+            <w:tcW w:type="dxa" w:w="1872"/>
+            <w:shd w:fill="FFFFFF"/>
+            <w:tcBorders>
+              <w:top w:val="single" w:sz="4" w:space="0" w:color="CBD5E1"/>
+              <w:left w:val="none"/>
+              <w:bottom w:val="single" w:sz="4" w:space="0" w:color="CBD5E1"/>
+              <w:right w:val="none"/>
+            </w:tcBorders>
+          </w:tcPr>
+          <w:p>
+            <w:pPr>
+              <w:spacing w:before="80" w:after="80"/>
+              <w:jc w:val="left"/>
+            </w:pPr>
+            <w:r>
+              <w:rPr>
+                <w:rFonts w:ascii="Calibri" w:hAnsi="Calibri"/>
+                <w:color w:val="1E293B"/>
+                <w:sz w:val="18"/>
+              </w:rPr>
+              <w:t>Goldman-Fristoe standardized test</w:t>
+            </w:r>
+          </w:p>
+        </w:tc>
+      </w:tr>
+      <w:tr>
+        <w:tc>
+          <w:tcPr>
+            <w:tcW w:type="dxa" w:w="1872"/>
+            <w:shd w:fill="F8FAFC"/>
+            <w:tcBorders>
+              <w:top w:val="single" w:sz="4" w:space="0" w:color="CBD5E1"/>
+              <w:left w:val="none"/>
+              <w:bottom w:val="single" w:sz="4" w:space="0" w:color="CBD5E1"/>
+              <w:right w:val="none"/>
+            </w:tcBorders>
+          </w:tcPr>
+          <w:p>
+            <w:pPr>
+              <w:spacing w:before="80" w:after="80"/>
+              <w:jc w:val="left"/>
+            </w:pPr>
+            <w:r>
+              <w:rPr>
+                <w:rFonts w:ascii="Calibri" w:hAnsi="Calibri"/>
+                <w:color w:val="1E293B"/>
+                <w:sz w:val="18"/>
+              </w:rPr>
+              <w:t>Individual Speech Therapy Session</w:t>
+            </w:r>
+          </w:p>
+        </w:tc>
+        <w:tc>
+          <w:tcPr>
+            <w:tcW w:type="dxa" w:w="1872"/>
+            <w:shd w:fill="F8FAFC"/>
+            <w:tcBorders>
+              <w:top w:val="single" w:sz="4" w:space="0" w:color="CBD5E1"/>
+              <w:left w:val="none"/>
+              <w:bottom w:val="single" w:sz="4" w:space="0" w:color="CBD5E1"/>
+              <w:right w:val="none"/>
+            </w:tcBorders>
+          </w:tcPr>
+          <w:p>
+            <w:pPr>
+              <w:spacing w:before="80" w:after="80"/>
+              <w:jc w:val="left"/>
+            </w:pPr>
+            <w:r>
+              <w:rPr>
+                <w:rFonts w:ascii="Calibri" w:hAnsi="Calibri"/>
+                <w:color w:val="1E293B"/>
+                <w:sz w:val="18"/>
+              </w:rPr>
+              <w:t>CPT 92507</w:t>
+            </w:r>
+          </w:p>
+        </w:tc>
+        <w:tc>
+          <w:tcPr>
+            <w:tcW w:type="dxa" w:w="1872"/>
+            <w:shd w:fill="F8FAFC"/>
+            <w:tcBorders>
+              <w:top w:val="single" w:sz="4" w:space="0" w:color="CBD5E1"/>
+              <w:left w:val="none"/>
+              <w:bottom w:val="single" w:sz="4" w:space="0" w:color="CBD5E1"/>
+              <w:right w:val="none"/>
+            </w:tcBorders>
+          </w:tcPr>
+          <w:p>
+            <w:pPr>
+              <w:spacing w:before="80" w:after="80"/>
+              <w:jc w:val="left"/>
+            </w:pPr>
+            <w:r>
+              <w:rPr>
+                <w:rFonts w:ascii="Calibri" w:hAnsi="Calibri"/>
+                <w:color w:val="1E293B"/>
+                <w:sz w:val="18"/>
+              </w:rPr>
+              <w:t>45 Minutes</w:t>
+            </w:r>
+          </w:p>
+        </w:tc>
+        <w:tc>
+          <w:tcPr>
+            <w:tcW w:type="dxa" w:w="1872"/>
+            <w:shd w:fill="F8FAFC"/>
+            <w:tcBorders>
+              <w:top w:val="single" w:sz="4" w:space="0" w:color="CBD5E1"/>
+              <w:left w:val="none"/>
+              <w:bottom w:val="single" w:sz="4" w:space="0" w:color="CBD5E1"/>
+              <w:right w:val="none"/>
+            </w:tcBorders>
+          </w:tcPr>
+          <w:p>
+            <w:pPr>
+              <w:spacing w:before="80" w:after="80"/>
+              <w:jc w:val="left"/>
+            </w:pPr>
+            <w:r>
+              <w:rPr>
+                <w:rFonts w:ascii="Calibri" w:hAnsi="Calibri"/>
+                <w:color w:val="1E293B"/>
+                <w:sz w:val="18"/>
+              </w:rPr>
+              <w:t>$135.00</w:t>
+            </w:r>
+          </w:p>
+        </w:tc>
+        <w:tc>
+          <w:tcPr>
+            <w:tcW w:type="dxa" w:w="1872"/>
+            <w:shd w:fill="F8FAFC"/>
+            <w:tcBorders>
+              <w:top w:val="single" w:sz="4" w:space="0" w:color="CBD5E1"/>
+              <w:left w:val="none"/>
+              <w:bottom w:val="single" w:sz="4" w:space="0" w:color="CBD5E1"/>
+              <w:right w:val="none"/>
+            </w:tcBorders>
+          </w:tcPr>
+          <w:p>
+            <w:pPr>
+              <w:spacing w:before="80" w:after="80"/>
+              <w:jc w:val="left"/>
+            </w:pPr>
+            <w:r>
+              <w:rPr>
+                <w:rFonts w:ascii="Calibri" w:hAnsi="Calibri"/>
+                <w:color w:val="1E293B"/>
+                <w:sz w:val="18"/>
+              </w:rPr>
+              <w:t>One-on-one direct clinical intervention</w:t>
+            </w:r>
+          </w:p>
+        </w:tc>
+      </w:tr>
+      <w:tr>
+        <w:tc>
+          <w:tcPr>
+            <w:tcW w:type="dxa" w:w="1872"/>
+            <w:shd w:fill="FFFFFF"/>
+            <w:tcBorders>
+              <w:top w:val="single" w:sz="4" w:space="0" w:color="CBD5E1"/>
+              <w:left w:val="none"/>
+              <w:bottom w:val="single" w:sz="4" w:space="0" w:color="CBD5E1"/>
+              <w:right w:val="none"/>
+            </w:tcBorders>
+          </w:tcPr>
+          <w:p>
+            <w:pPr>
+              <w:spacing w:before="80" w:after="80"/>
+              <w:jc w:val="left"/>
+            </w:pPr>
+            <w:r>
+              <w:rPr>
+                <w:rFonts w:ascii="Calibri" w:hAnsi="Calibri"/>
+                <w:color w:val="1E293B"/>
+                <w:sz w:val="18"/>
+              </w:rPr>
+              <w:t>Individual Speech Therapy Session (Extended)</w:t>
+            </w:r>
+          </w:p>
+        </w:tc>
+        <w:tc>
+          <w:tcPr>
+            <w:tcW w:type="dxa" w:w="1872"/>
+            <w:shd w:fill="FFFFFF"/>
+            <w:tcBorders>
+              <w:top w:val="single" w:sz="4" w:space="0" w:color="CBD5E1"/>
+              <w:left w:val="none"/>
+              <w:bottom w:val="single" w:sz="4" w:space="0" w:color="CBD5E1"/>
+              <w:right w:val="none"/>
+            </w:tcBorders>
+          </w:tcPr>
+          <w:p>
+            <w:pPr>
+              <w:spacing w:before="80" w:after="80"/>
+              <w:jc w:val="left"/>
+            </w:pPr>
+            <w:r>
+              <w:rPr>
+                <w:rFonts w:ascii="Calibri" w:hAnsi="Calibri"/>
+                <w:color w:val="1E293B"/>
+                <w:sz w:val="18"/>
+              </w:rPr>
+              <w:t>CPT 92507</w:t>
+            </w:r>
+          </w:p>
+        </w:tc>
+        <w:tc>
+          <w:tcPr>
+            <w:tcW w:type="dxa" w:w="1872"/>
+            <w:shd w:fill="FFFFFF"/>
+            <w:tcBorders>
+              <w:top w:val="single" w:sz="4" w:space="0" w:color="CBD5E1"/>
+              <w:left w:val="none"/>
+              <w:bottom w:val="single" w:sz="4" w:space="0" w:color="CBD5E1"/>
+              <w:right w:val="none"/>
+            </w:tcBorders>
+          </w:tcPr>
+          <w:p>
+            <w:pPr>
+              <w:spacing w:before="80" w:after="80"/>
+              <w:jc w:val="left"/>
+            </w:pPr>
+            <w:r>
+              <w:rPr>
+                <w:rFonts w:ascii="Calibri" w:hAnsi="Calibri"/>
+                <w:color w:val="1E293B"/>
+                <w:sz w:val="18"/>
+              </w:rPr>
+              <w:t>60 Minutes</w:t>
+            </w:r>
+          </w:p>
+        </w:tc>
+        <w:tc>
+          <w:tcPr>
+            <w:tcW w:type="dxa" w:w="1872"/>
+            <w:shd w:fill="FFFFFF"/>
+            <w:tcBorders>
+              <w:top w:val="single" w:sz="4" w:space="0" w:color="CBD5E1"/>
+              <w:left w:val="none"/>
+              <w:bottom w:val="single" w:sz="4" w:space="0" w:color="CBD5E1"/>
+              <w:right w:val="none"/>
+            </w:tcBorders>
+          </w:tcPr>
+          <w:p>
+            <w:pPr>
+              <w:spacing w:before="80" w:after="80"/>
+              <w:jc w:val="left"/>
+            </w:pPr>
+            <w:r>
+              <w:rPr>
+                <w:rFonts w:ascii="Calibri" w:hAnsi="Calibri"/>
+                <w:color w:val="1E293B"/>
+                <w:sz w:val="18"/>
+              </w:rPr>
+              <w:t>$175.00</w:t>
+            </w:r>
+          </w:p>
+        </w:tc>
+        <w:tc>
+          <w:tcPr>
+            <w:tcW w:type="dxa" w:w="1872"/>
+            <w:shd w:fill="FFFFFF"/>
+            <w:tcBorders>
+              <w:top w:val="single" w:sz="4" w:space="0" w:color="CBD5E1"/>
+              <w:left w:val="none"/>
+              <w:bottom w:val="single" w:sz="4" w:space="0" w:color="CBD5E1"/>
+              <w:right w:val="none"/>
+            </w:tcBorders>
+          </w:tcPr>
+          <w:p>
+            <w:pPr>
+              <w:spacing w:before="80" w:after="80"/>
+              <w:jc w:val="left"/>
+            </w:pPr>
+            <w:r>
+              <w:rPr>
+                <w:rFonts w:ascii="Calibri" w:hAnsi="Calibri"/>
+                <w:color w:val="1E293B"/>
+                <w:sz w:val="18"/>
+              </w:rPr>
+              <w:t>Complex apraxia or feeding intervention</w:t>
+            </w:r>
+          </w:p>
+        </w:tc>
+      </w:tr>
+      <w:tr>
+        <w:tc>
+          <w:tcPr>
+            <w:tcW w:type="dxa" w:w="1872"/>
+            <w:shd w:fill="F8FAFC"/>
+            <w:tcBorders>
+              <w:top w:val="single" w:sz="4" w:space="0" w:color="CBD5E1"/>
+              <w:left w:val="none"/>
+              <w:bottom w:val="single" w:sz="4" w:space="0" w:color="CBD5E1"/>
+              <w:right w:val="none"/>
+            </w:tcBorders>
+          </w:tcPr>
+          <w:p>
+            <w:pPr>
+              <w:spacing w:before="80" w:after="80"/>
+              <w:jc w:val="left"/>
+            </w:pPr>
+            <w:r>
+              <w:rPr>
+                <w:rFonts w:ascii="Calibri" w:hAnsi="Calibri"/>
+                <w:color w:val="1E293B"/>
+                <w:sz w:val="18"/>
+              </w:rPr>
+              <w:t>Pediatric Feeding &amp; Swallowing Therapy</w:t>
+            </w:r>
+          </w:p>
+        </w:tc>
+        <w:tc>
+          <w:tcPr>
+            <w:tcW w:type="dxa" w:w="1872"/>
+            <w:shd w:fill="F8FAFC"/>
+            <w:tcBorders>
+              <w:top w:val="single" w:sz="4" w:space="0" w:color="CBD5E1"/>
+              <w:left w:val="none"/>
+              <w:bottom w:val="single" w:sz="4" w:space="0" w:color="CBD5E1"/>
+              <w:right w:val="none"/>
+            </w:tcBorders>
+          </w:tcPr>
+          <w:p>
+            <w:pPr>
+              <w:spacing w:before="80" w:after="80"/>
+              <w:jc w:val="left"/>
+            </w:pPr>
+            <w:r>
+              <w:rPr>
+                <w:rFonts w:ascii="Calibri" w:hAnsi="Calibri"/>
+                <w:color w:val="1E293B"/>
+                <w:sz w:val="18"/>
+              </w:rPr>
+              <w:t>CPT 92526</w:t>
+            </w:r>
+          </w:p>
+        </w:tc>
+        <w:tc>
+          <w:tcPr>
+            <w:tcW w:type="dxa" w:w="1872"/>
+            <w:shd w:fill="F8FAFC"/>
+            <w:tcBorders>
+              <w:top w:val="single" w:sz="4" w:space="0" w:color="CBD5E1"/>
+              <w:left w:val="none"/>
+              <w:bottom w:val="single" w:sz="4" w:space="0" w:color="CBD5E1"/>
+              <w:right w:val="none"/>
+            </w:tcBorders>
+          </w:tcPr>
+          <w:p>
+            <w:pPr>
+              <w:spacing w:before="80" w:after="80"/>
+              <w:jc w:val="left"/>
+            </w:pPr>
+            <w:r>
+              <w:rPr>
+                <w:rFonts w:ascii="Calibri" w:hAnsi="Calibri"/>
+                <w:color w:val="1E293B"/>
+                <w:sz w:val="18"/>
+              </w:rPr>
+              <w:t>45 Minutes</w:t>
+            </w:r>
+          </w:p>
+        </w:tc>
+        <w:tc>
+          <w:tcPr>
+            <w:tcW w:type="dxa" w:w="1872"/>
+            <w:shd w:fill="F8FAFC"/>
+            <w:tcBorders>
+              <w:top w:val="single" w:sz="4" w:space="0" w:color="CBD5E1"/>
+              <w:left w:val="none"/>
+              <w:bottom w:val="single" w:sz="4" w:space="0" w:color="CBD5E1"/>
+              <w:right w:val="none"/>
+            </w:tcBorders>
+          </w:tcPr>
+          <w:p>
+            <w:pPr>
+              <w:spacing w:before="80" w:after="80"/>
+              <w:jc w:val="left"/>
+            </w:pPr>
+            <w:r>
+              <w:rPr>
+                <w:rFonts w:ascii="Calibri" w:hAnsi="Calibri"/>
+                <w:color w:val="1E293B"/>
+                <w:sz w:val="18"/>
+              </w:rPr>
+              <w:t>$150.00</w:t>
+            </w:r>
+          </w:p>
+        </w:tc>
+        <w:tc>
+          <w:tcPr>
+            <w:tcW w:type="dxa" w:w="1872"/>
+            <w:shd w:fill="F8FAFC"/>
+            <w:tcBorders>
+              <w:top w:val="single" w:sz="4" w:space="0" w:color="CBD5E1"/>
+              <w:left w:val="none"/>
+              <w:bottom w:val="single" w:sz="4" w:space="0" w:color="CBD5E1"/>
+              <w:right w:val="none"/>
+            </w:tcBorders>
+          </w:tcPr>
+          <w:p>
+            <w:pPr>
+              <w:spacing w:before="80" w:after="80"/>
+              <w:jc w:val="left"/>
+            </w:pPr>
+            <w:r>
+              <w:rPr>
+                <w:rFonts w:ascii="Calibri" w:hAnsi="Calibri"/>
+                <w:color w:val="1E293B"/>
+                <w:sz w:val="18"/>
+              </w:rPr>
+              <w:t>Oral-motor &amp; sensory feeding protocol</w:t>
+            </w:r>
+          </w:p>
+        </w:tc>
+      </w:tr>
+    </w:tbl>
+    <w:p>
+      <w:pPr>
+        <w:spacing w:before="0" w:after="160"/>
+      </w:pPr>
+    </w:p>
+    <w:p>
+      <w:r>
+        <w:br w:type="page"/>
       </w:r>
     </w:p>
     <w:p>
@@ -84,7 +968,7 @@
           <w:color w:val="0F172A"/>
           <w:sz w:val="26"/>
         </w:rPr>
-        <w:t>ARTICLE 3: CONFIDENTIALITY</w:t>
+        <w:t>ARTICLE 3: ATTENDANCE, RESERVED CLINICAL HOURS &amp; CANCELLATIONS</w:t>
       </w:r>
     </w:p>
     <w:p>
@@ -97,7 +981,40 @@
           <w:color w:val="1E293B"/>
           <w:sz w:val="20"/>
         </w:rPr>
-        <w:t>All client records are kept confidential under federal guidelines.</w:t>
+        <w:t>Consistency is the primary determinant of therapeutic progress in pediatric speech and language acquisition. By reserving a weekly therapy slot, the Practice dedicates a treatment room and licensed clinician exclusively to Patient:</w:t>
+      </w:r>
+    </w:p>
+    <w:p>
+      <w:pPr>
+        <w:pStyle w:val="ListBullet"/>
+        <w:spacing w:before="0" w:after="60" w:line="276" w:lineRule="auto"/>
+      </w:pPr>
+      <w:r>
+        <w:rPr>
+          <w:rFonts w:ascii="Calibri" w:hAnsi="Calibri"/>
+          <w:color w:val="1E293B"/>
+          <w:sz w:val="20"/>
+        </w:rPr>
+        <w:t>24-Hour Notice Required: Cancellations made at least twenty-four (24) hours prior to the scheduled session will incur zero charge and are eligible for a rescheduled makeup session within thirty (30) days.</w:t>
+      </w:r>
+    </w:p>
+    <w:p>
+      <w:pPr>
+        <w:pStyle w:val="ListBullet"/>
+        <w:spacing w:before="0" w:after="60" w:line="276" w:lineRule="auto"/>
+      </w:pPr>
+      <w:r>
+        <w:rPr>
+          <w:rFonts w:ascii="Calibri" w:hAnsi="Calibri"/>
+          <w:color w:val="1E293B"/>
+          <w:sz w:val="20"/>
+        </w:rPr>
+        <w:t>Reserved Clinical Hour Fee ($75.00): Cancellations made with less than 24 hours notice or unattended sessions ('No-Shows') will incur a $75.00 Reserved Clinical Hour Fee automatically billed to Guarantor's credit card on file. This fee covers reserved clinician time and is non-reimbursable by insurance.</w:t>
+      </w:r>
+    </w:p>
+    <w:p>
+      <w:r>
+        <w:br w:type="page"/>
       </w:r>
     </w:p>
     <w:p>
@@ -112,7 +1029,7 @@
           <w:color w:val="0F172A"/>
           <w:sz w:val="26"/>
         </w:rPr>
-        <w:t>ARTICLE 4: BILLING</w:t>
+        <w:t>ARTICLE 4: FINANCIAL GUARANTOR RESPONSIBILITY &amp; BILLING</w:t>
       </w:r>
     </w:p>
     <w:p>
@@ -125,7 +1042,112 @@
           <w:color w:val="1E293B"/>
           <w:sz w:val="20"/>
         </w:rPr>
-        <w:t>Invoices will be sent periodically for services rendered.</w:t>
+        <w:t>Guarantor personally guarantees full and prompt payment of all fees incurred for services rendered to Patient. In the event of shared parental custody, divorce, or third-party separation, the Guarantor executing this Agreement remains solely liable to Practice. The Practice will not mediate or divide invoices between co-parents.</w:t>
+      </w:r>
+    </w:p>
+    <w:p>
+      <w:r>
+        <w:br w:type="page"/>
+      </w:r>
+    </w:p>
+    <w:p>
+      <w:pPr>
+        <w:keepNext/>
+        <w:spacing w:before="280" w:after="80"/>
+      </w:pPr>
+      <w:r>
+        <w:rPr>
+          <w:rFonts w:ascii="Calibri" w:hAnsi="Calibri"/>
+          <w:b/>
+          <w:color w:val="0F172A"/>
+          <w:sz w:val="26"/>
+        </w:rPr>
+        <w:t>ARTICLE 5: HIPAA PRIVACY NOTICE &amp; CONFIDENTIALITY</w:t>
+      </w:r>
+    </w:p>
+    <w:p>
+      <w:pPr>
+        <w:spacing w:before="0" w:after="120" w:line="276" w:lineRule="auto"/>
+      </w:pPr>
+      <w:r>
+        <w:rPr>
+          <w:rFonts w:ascii="Calibri" w:hAnsi="Calibri"/>
+          <w:color w:val="1E293B"/>
+          <w:sz w:val="20"/>
+        </w:rPr>
+        <w:t>The Practice complies strictly with the Health Insurance Portability and Accountability Act of 1996 (HIPAA). Patient Protected Health Information (PHI) is stored within encrypted, SOC 2 compliant Electronic Health Record (EHR) systems. PHI will not be disclosed without written parental consent, except as required by Texas state law regarding mandatory child welfare reporting.</w:t>
+      </w:r>
+    </w:p>
+    <w:p>
+      <w:r>
+        <w:br w:type="page"/>
+      </w:r>
+    </w:p>
+    <w:p>
+      <w:pPr>
+        <w:keepNext/>
+        <w:spacing w:before="280" w:after="80"/>
+      </w:pPr>
+      <w:r>
+        <w:rPr>
+          <w:rFonts w:ascii="Calibri" w:hAnsi="Calibri"/>
+          <w:b/>
+          <w:color w:val="0F172A"/>
+          <w:sz w:val="26"/>
+        </w:rPr>
+        <w:t>ARTICLE 6: INFORMED CONSENT &amp; ARBITRATION</w:t>
+      </w:r>
+    </w:p>
+    <w:p>
+      <w:pPr>
+        <w:spacing w:before="0" w:after="120" w:line="276" w:lineRule="auto"/>
+      </w:pPr>
+      <w:r>
+        <w:rPr>
+          <w:rFonts w:ascii="Calibri" w:hAnsi="Calibri"/>
+          <w:color w:val="1E293B"/>
+          <w:sz w:val="20"/>
+        </w:rPr>
+        <w:t>Guarantor acknowledges that speech and language therapy involves collaborative clinical interventions and that specific developmental outcomes or timelines cannot be guaranteed.</w:t>
+      </w:r>
+    </w:p>
+    <w:p>
+      <w:pPr>
+        <w:spacing w:before="0" w:after="120" w:line="276" w:lineRule="auto"/>
+      </w:pPr>
+      <w:r>
+        <w:rPr>
+          <w:rFonts w:ascii="Calibri" w:hAnsi="Calibri"/>
+          <w:color w:val="1E293B"/>
+          <w:sz w:val="20"/>
+        </w:rPr>
+        <w:t>Executed this ______ day of __________________, 2026.</w:t>
+      </w:r>
+    </w:p>
+    <w:p>
+      <w:pPr>
+        <w:spacing w:before="0" w:after="120" w:line="276" w:lineRule="auto"/>
+      </w:pPr>
+      <w:r>
+        <w:rPr>
+          <w:rFonts w:ascii="Calibri" w:hAnsi="Calibri"/>
+          <w:color w:val="1E293B"/>
+          <w:sz w:val="20"/>
+        </w:rPr>
+        <w:t>Parent / Legal Financial Guarantor Signature: ________________________________________________</w:t>
+      </w:r>
+    </w:p>
+    <w:p>
+      <w:pPr>
+        <w:spacing w:before="0" w:after="120" w:line="276" w:lineRule="auto"/>
+      </w:pPr>
+      <w:r>
+        <w:rPr>
+          <w:rFonts w:ascii="Calibri" w:hAnsi="Calibri"/>
+          <w:color w:val="1E293B"/>
+          <w:sz w:val="20"/>
+        </w:rPr>
+        <w:t>Printed Legal Name: ____________________________________________________________________</w:t>
       </w:r>
     </w:p>
     <w:sectPr>
@@ -162,7 +1184,7 @@
       <w:jc w:val="right"/>
     </w:pPr>
     <w:r>
-      <w:t>Pediatric Clinical Intake &amp; Consent Agreement (v1 Draft — Be</w:t>
+      <w:t xml:space="preserve">Bloom Speech &amp; Language Clinic — Pediatric Patient Intake &amp; </w:t>
     </w:r>
   </w:p>
 </w:hdr>

--- a/public/chat_files/cuevas_pediatric_intake_and_consent_v1.docx
+++ b/public/chat_files/cuevas_pediatric_intake_and_consent_v1.docx
@@ -13,51 +13,7 @@
           <w:color w:val="0F172A"/>
           <w:sz w:val="44"/>
         </w:rPr>
-        <w:t>Bloom Speech &amp; Language Clinic — Pediatric Patient Intake &amp; Clinical Services Agreement (v1 Legal Draft)</w:t>
-      </w:r>
-    </w:p>
-    <w:p>
-      <w:pPr>
-        <w:spacing w:before="0" w:after="120" w:line="276" w:lineRule="auto"/>
-      </w:pPr>
-      <w:r>
-        <w:rPr>
-          <w:rFonts w:ascii="Calibri" w:hAnsi="Calibri"/>
-          <w:color w:val="1E293B"/>
-          <w:sz w:val="20"/>
-        </w:rPr>
-        <w:t>CLINICAL PRACTICE: Bloom Speech &amp; Language Therapy, PLLC · Texas Professional LLC</w:t>
-      </w:r>
-    </w:p>
-    <w:p>
-      <w:pPr>
-        <w:spacing w:before="0" w:after="120" w:line="276" w:lineRule="auto"/>
-      </w:pPr>
-      <w:r>
-        <w:rPr>
-          <w:rFonts w:ascii="Calibri" w:hAnsi="Calibri"/>
-          <w:color w:val="1E293B"/>
-          <w:sz w:val="20"/>
-        </w:rPr>
-        <w:t>CLINICAL DIRECTOR: Issa Cuevas, M.S., CCC-SLP · ASHA Certification #14209182 · Texas License #114820</w:t>
-      </w:r>
-    </w:p>
-    <w:p>
-      <w:pPr>
-        <w:spacing w:before="0" w:after="120" w:line="276" w:lineRule="auto"/>
-      </w:pPr>
-      <w:r>
-        <w:rPr>
-          <w:rFonts w:ascii="Calibri" w:hAnsi="Calibri"/>
-          <w:color w:val="1E293B"/>
-          <w:sz w:val="20"/>
-        </w:rPr>
-        <w:t>DOCUMENT: Master Pediatric Clinical Services Agreement &amp; Financial Consent (v1 Legal Draft)</w:t>
-      </w:r>
-    </w:p>
-    <w:p>
-      <w:r>
-        <w:br w:type="page"/>
+        <w:t>Pediatric Clinical Intake &amp; Consent Agreement (v1 Draft — Before Revisions)</w:t>
       </w:r>
     </w:p>
     <w:p>
@@ -72,7 +28,7 @@
           <w:color w:val="0F172A"/>
           <w:sz w:val="26"/>
         </w:rPr>
-        <w:t>ARTICLE 1: RECITALS &amp; CLINICAL SERVICES SCOPE</w:t>
+        <w:t>ARTICLE 1: CLIENT IDENTIFICATION</w:t>
       </w:r>
     </w:p>
     <w:p>
@@ -85,25 +41,7 @@
           <w:color w:val="1E293B"/>
           <w:sz w:val="20"/>
         </w:rPr>
-        <w:t>This Agreement is entered into between Bloom Speech &amp; Language Therapy, PLLC ('Practice') and the undersigned parent(s) or legal guardian(s) ('Guarantor') on behalf of the minor patient ('Patient').</w:t>
-      </w:r>
-    </w:p>
-    <w:p>
-      <w:pPr>
-        <w:spacing w:before="0" w:after="120" w:line="276" w:lineRule="auto"/>
-      </w:pPr>
-      <w:r>
-        <w:rPr>
-          <w:rFonts w:ascii="Calibri" w:hAnsi="Calibri"/>
-          <w:color w:val="1E293B"/>
-          <w:sz w:val="20"/>
-        </w:rPr>
-        <w:t>The Practice provides comprehensive pediatric diagnostic speech-language evaluations, individualized articulation therapy, language disorder interventions, pragmatic social communication coaching, and pediatric feeding therapy.</w:t>
-      </w:r>
-    </w:p>
-    <w:p>
-      <w:r>
-        <w:br w:type="page"/>
+        <w:t>This agreement is made between Cuevas Speech Therapy and the client. The client agrees to attend all scheduled sessions.</w:t>
       </w:r>
     </w:p>
     <w:p>
@@ -118,7 +56,7 @@
           <w:color w:val="0F172A"/>
           <w:sz w:val="26"/>
         </w:rPr>
-        <w:t>ARTICLE 2: PROFESSIONAL FEE SCHEDULE &amp; DIRECT PRIVATE-PAY POLICIES</w:t>
+        <w:t>ARTICLE 2: CANCELLATIONS</w:t>
       </w:r>
     </w:p>
     <w:p>
@@ -131,829 +69,7 @@
           <w:color w:val="1E293B"/>
           <w:sz w:val="20"/>
         </w:rPr>
-        <w:t>The Practice operates as a direct-fee-for-service clinic and does not bill third-party commercial insurance carriers or Medicaid directly. All professional fees are due at the time service is rendered:</w:t>
-      </w:r>
-    </w:p>
-    <w:tbl>
-      <w:tblPr>
-        <w:tblW w:type="auto" w:w="0"/>
-        <w:jc w:val="center"/>
-        <w:tblLayout w:type="autofit"/>
-        <w:tblLook w:firstColumn="1" w:firstRow="1" w:lastColumn="0" w:lastRow="0" w:noHBand="0" w:noVBand="1" w:val="04A0"/>
-      </w:tblPr>
-      <w:tblGrid>
-        <w:gridCol w:w="1872"/>
-        <w:gridCol w:w="1872"/>
-        <w:gridCol w:w="1872"/>
-        <w:gridCol w:w="1872"/>
-        <w:gridCol w:w="1872"/>
-      </w:tblGrid>
-      <w:tr>
-        <w:tc>
-          <w:tcPr>
-            <w:tcW w:type="dxa" w:w="1872"/>
-            <w:shd w:fill="0F172A"/>
-            <w:tcBorders>
-              <w:top w:val="single" w:sz="4" w:space="0" w:color="CBD5E1"/>
-              <w:left w:val="none"/>
-              <w:bottom w:val="single" w:sz="4" w:space="0" w:color="CBD5E1"/>
-              <w:right w:val="none"/>
-            </w:tcBorders>
-          </w:tcPr>
-          <w:p>
-            <w:pPr>
-              <w:spacing w:before="80" w:after="80"/>
-              <w:jc w:val="center"/>
-            </w:pPr>
-            <w:r>
-              <w:rPr>
-                <w:rFonts w:ascii="Calibri" w:hAnsi="Calibri"/>
-                <w:b/>
-                <w:color w:val="FFFFFF"/>
-                <w:sz w:val="19"/>
-              </w:rPr>
-              <w:t>Service Classification</w:t>
-            </w:r>
-          </w:p>
-        </w:tc>
-        <w:tc>
-          <w:tcPr>
-            <w:tcW w:type="dxa" w:w="1872"/>
-            <w:shd w:fill="0F172A"/>
-            <w:tcBorders>
-              <w:top w:val="single" w:sz="4" w:space="0" w:color="CBD5E1"/>
-              <w:left w:val="none"/>
-              <w:bottom w:val="single" w:sz="4" w:space="0" w:color="CBD5E1"/>
-              <w:right w:val="none"/>
-            </w:tcBorders>
-          </w:tcPr>
-          <w:p>
-            <w:pPr>
-              <w:spacing w:before="80" w:after="80"/>
-              <w:jc w:val="center"/>
-            </w:pPr>
-            <w:r>
-              <w:rPr>
-                <w:rFonts w:ascii="Calibri" w:hAnsi="Calibri"/>
-                <w:b/>
-                <w:color w:val="FFFFFF"/>
-                <w:sz w:val="19"/>
-              </w:rPr>
-              <w:t>CPT Procedure Code</w:t>
-            </w:r>
-          </w:p>
-        </w:tc>
-        <w:tc>
-          <w:tcPr>
-            <w:tcW w:type="dxa" w:w="1872"/>
-            <w:shd w:fill="0F172A"/>
-            <w:tcBorders>
-              <w:top w:val="single" w:sz="4" w:space="0" w:color="CBD5E1"/>
-              <w:left w:val="none"/>
-              <w:bottom w:val="single" w:sz="4" w:space="0" w:color="CBD5E1"/>
-              <w:right w:val="none"/>
-            </w:tcBorders>
-          </w:tcPr>
-          <w:p>
-            <w:pPr>
-              <w:spacing w:before="80" w:after="80"/>
-              <w:jc w:val="center"/>
-            </w:pPr>
-            <w:r>
-              <w:rPr>
-                <w:rFonts w:ascii="Calibri" w:hAnsi="Calibri"/>
-                <w:b/>
-                <w:color w:val="FFFFFF"/>
-                <w:sz w:val="19"/>
-              </w:rPr>
-              <w:t>Session Duration</w:t>
-            </w:r>
-          </w:p>
-        </w:tc>
-        <w:tc>
-          <w:tcPr>
-            <w:tcW w:type="dxa" w:w="1872"/>
-            <w:shd w:fill="0F172A"/>
-            <w:tcBorders>
-              <w:top w:val="single" w:sz="4" w:space="0" w:color="CBD5E1"/>
-              <w:left w:val="none"/>
-              <w:bottom w:val="single" w:sz="4" w:space="0" w:color="CBD5E1"/>
-              <w:right w:val="none"/>
-            </w:tcBorders>
-          </w:tcPr>
-          <w:p>
-            <w:pPr>
-              <w:spacing w:before="80" w:after="80"/>
-              <w:jc w:val="center"/>
-            </w:pPr>
-            <w:r>
-              <w:rPr>
-                <w:rFonts w:ascii="Calibri" w:hAnsi="Calibri"/>
-                <w:b/>
-                <w:color w:val="FFFFFF"/>
-                <w:sz w:val="19"/>
-              </w:rPr>
-              <w:t>Professional Fee USD</w:t>
-            </w:r>
-          </w:p>
-        </w:tc>
-        <w:tc>
-          <w:tcPr>
-            <w:tcW w:type="dxa" w:w="1872"/>
-            <w:shd w:fill="0F172A"/>
-            <w:tcBorders>
-              <w:top w:val="single" w:sz="4" w:space="0" w:color="CBD5E1"/>
-              <w:left w:val="none"/>
-              <w:bottom w:val="single" w:sz="4" w:space="0" w:color="CBD5E1"/>
-              <w:right w:val="none"/>
-            </w:tcBorders>
-          </w:tcPr>
-          <w:p>
-            <w:pPr>
-              <w:spacing w:before="80" w:after="80"/>
-              <w:jc w:val="center"/>
-            </w:pPr>
-            <w:r>
-              <w:rPr>
-                <w:rFonts w:ascii="Calibri" w:hAnsi="Calibri"/>
-                <w:b/>
-                <w:color w:val="FFFFFF"/>
-                <w:sz w:val="19"/>
-              </w:rPr>
-              <w:t>Superbill Reimbursement Notes</w:t>
-            </w:r>
-          </w:p>
-        </w:tc>
-      </w:tr>
-      <w:tr>
-        <w:tc>
-          <w:tcPr>
-            <w:tcW w:type="dxa" w:w="1872"/>
-            <w:shd w:fill="F8FAFC"/>
-            <w:tcBorders>
-              <w:top w:val="single" w:sz="4" w:space="0" w:color="CBD5E1"/>
-              <w:left w:val="none"/>
-              <w:bottom w:val="single" w:sz="4" w:space="0" w:color="CBD5E1"/>
-              <w:right w:val="none"/>
-            </w:tcBorders>
-          </w:tcPr>
-          <w:p>
-            <w:pPr>
-              <w:spacing w:before="80" w:after="80"/>
-              <w:jc w:val="left"/>
-            </w:pPr>
-            <w:r>
-              <w:rPr>
-                <w:rFonts w:ascii="Calibri" w:hAnsi="Calibri"/>
-                <w:color w:val="1E293B"/>
-                <w:sz w:val="18"/>
-              </w:rPr>
-              <w:t>Comprehensive Speech/Language Evaluation</w:t>
-            </w:r>
-          </w:p>
-        </w:tc>
-        <w:tc>
-          <w:tcPr>
-            <w:tcW w:type="dxa" w:w="1872"/>
-            <w:shd w:fill="F8FAFC"/>
-            <w:tcBorders>
-              <w:top w:val="single" w:sz="4" w:space="0" w:color="CBD5E1"/>
-              <w:left w:val="none"/>
-              <w:bottom w:val="single" w:sz="4" w:space="0" w:color="CBD5E1"/>
-              <w:right w:val="none"/>
-            </w:tcBorders>
-          </w:tcPr>
-          <w:p>
-            <w:pPr>
-              <w:spacing w:before="80" w:after="80"/>
-              <w:jc w:val="left"/>
-            </w:pPr>
-            <w:r>
-              <w:rPr>
-                <w:rFonts w:ascii="Calibri" w:hAnsi="Calibri"/>
-                <w:color w:val="1E293B"/>
-                <w:sz w:val="18"/>
-              </w:rPr>
-              <w:t>CPT 92523</w:t>
-            </w:r>
-          </w:p>
-        </w:tc>
-        <w:tc>
-          <w:tcPr>
-            <w:tcW w:type="dxa" w:w="1872"/>
-            <w:shd w:fill="F8FAFC"/>
-            <w:tcBorders>
-              <w:top w:val="single" w:sz="4" w:space="0" w:color="CBD5E1"/>
-              <w:left w:val="none"/>
-              <w:bottom w:val="single" w:sz="4" w:space="0" w:color="CBD5E1"/>
-              <w:right w:val="none"/>
-            </w:tcBorders>
-          </w:tcPr>
-          <w:p>
-            <w:pPr>
-              <w:spacing w:before="80" w:after="80"/>
-              <w:jc w:val="left"/>
-            </w:pPr>
-            <w:r>
-              <w:rPr>
-                <w:rFonts w:ascii="Calibri" w:hAnsi="Calibri"/>
-                <w:color w:val="1E293B"/>
-                <w:sz w:val="18"/>
-              </w:rPr>
-              <w:t>90 Minutes</w:t>
-            </w:r>
-          </w:p>
-        </w:tc>
-        <w:tc>
-          <w:tcPr>
-            <w:tcW w:type="dxa" w:w="1872"/>
-            <w:shd w:fill="F8FAFC"/>
-            <w:tcBorders>
-              <w:top w:val="single" w:sz="4" w:space="0" w:color="CBD5E1"/>
-              <w:left w:val="none"/>
-              <w:bottom w:val="single" w:sz="4" w:space="0" w:color="CBD5E1"/>
-              <w:right w:val="none"/>
-            </w:tcBorders>
-          </w:tcPr>
-          <w:p>
-            <w:pPr>
-              <w:spacing w:before="80" w:after="80"/>
-              <w:jc w:val="left"/>
-            </w:pPr>
-            <w:r>
-              <w:rPr>
-                <w:rFonts w:ascii="Calibri" w:hAnsi="Calibri"/>
-                <w:color w:val="1E293B"/>
-                <w:sz w:val="18"/>
-              </w:rPr>
-              <w:t>$375.00</w:t>
-            </w:r>
-          </w:p>
-        </w:tc>
-        <w:tc>
-          <w:tcPr>
-            <w:tcW w:type="dxa" w:w="1872"/>
-            <w:shd w:fill="F8FAFC"/>
-            <w:tcBorders>
-              <w:top w:val="single" w:sz="4" w:space="0" w:color="CBD5E1"/>
-              <w:left w:val="none"/>
-              <w:bottom w:val="single" w:sz="4" w:space="0" w:color="CBD5E1"/>
-              <w:right w:val="none"/>
-            </w:tcBorders>
-          </w:tcPr>
-          <w:p>
-            <w:pPr>
-              <w:spacing w:before="80" w:after="80"/>
-              <w:jc w:val="left"/>
-            </w:pPr>
-            <w:r>
-              <w:rPr>
-                <w:rFonts w:ascii="Calibri" w:hAnsi="Calibri"/>
-                <w:color w:val="1E293B"/>
-                <w:sz w:val="18"/>
-              </w:rPr>
-              <w:t>Includes formal standardized test report</w:t>
-            </w:r>
-          </w:p>
-        </w:tc>
-      </w:tr>
-      <w:tr>
-        <w:tc>
-          <w:tcPr>
-            <w:tcW w:type="dxa" w:w="1872"/>
-            <w:shd w:fill="FFFFFF"/>
-            <w:tcBorders>
-              <w:top w:val="single" w:sz="4" w:space="0" w:color="CBD5E1"/>
-              <w:left w:val="none"/>
-              <w:bottom w:val="single" w:sz="4" w:space="0" w:color="CBD5E1"/>
-              <w:right w:val="none"/>
-            </w:tcBorders>
-          </w:tcPr>
-          <w:p>
-            <w:pPr>
-              <w:spacing w:before="80" w:after="80"/>
-              <w:jc w:val="left"/>
-            </w:pPr>
-            <w:r>
-              <w:rPr>
-                <w:rFonts w:ascii="Calibri" w:hAnsi="Calibri"/>
-                <w:color w:val="1E293B"/>
-                <w:sz w:val="18"/>
-              </w:rPr>
-              <w:t>Speech Sound / Articulation Assessment</w:t>
-            </w:r>
-          </w:p>
-        </w:tc>
-        <w:tc>
-          <w:tcPr>
-            <w:tcW w:type="dxa" w:w="1872"/>
-            <w:shd w:fill="FFFFFF"/>
-            <w:tcBorders>
-              <w:top w:val="single" w:sz="4" w:space="0" w:color="CBD5E1"/>
-              <w:left w:val="none"/>
-              <w:bottom w:val="single" w:sz="4" w:space="0" w:color="CBD5E1"/>
-              <w:right w:val="none"/>
-            </w:tcBorders>
-          </w:tcPr>
-          <w:p>
-            <w:pPr>
-              <w:spacing w:before="80" w:after="80"/>
-              <w:jc w:val="left"/>
-            </w:pPr>
-            <w:r>
-              <w:rPr>
-                <w:rFonts w:ascii="Calibri" w:hAnsi="Calibri"/>
-                <w:color w:val="1E293B"/>
-                <w:sz w:val="18"/>
-              </w:rPr>
-              <w:t>CPT 92522</w:t>
-            </w:r>
-          </w:p>
-        </w:tc>
-        <w:tc>
-          <w:tcPr>
-            <w:tcW w:type="dxa" w:w="1872"/>
-            <w:shd w:fill="FFFFFF"/>
-            <w:tcBorders>
-              <w:top w:val="single" w:sz="4" w:space="0" w:color="CBD5E1"/>
-              <w:left w:val="none"/>
-              <w:bottom w:val="single" w:sz="4" w:space="0" w:color="CBD5E1"/>
-              <w:right w:val="none"/>
-            </w:tcBorders>
-          </w:tcPr>
-          <w:p>
-            <w:pPr>
-              <w:spacing w:before="80" w:after="80"/>
-              <w:jc w:val="left"/>
-            </w:pPr>
-            <w:r>
-              <w:rPr>
-                <w:rFonts w:ascii="Calibri" w:hAnsi="Calibri"/>
-                <w:color w:val="1E293B"/>
-                <w:sz w:val="18"/>
-              </w:rPr>
-              <w:t>60 Minutes</w:t>
-            </w:r>
-          </w:p>
-        </w:tc>
-        <w:tc>
-          <w:tcPr>
-            <w:tcW w:type="dxa" w:w="1872"/>
-            <w:shd w:fill="FFFFFF"/>
-            <w:tcBorders>
-              <w:top w:val="single" w:sz="4" w:space="0" w:color="CBD5E1"/>
-              <w:left w:val="none"/>
-              <w:bottom w:val="single" w:sz="4" w:space="0" w:color="CBD5E1"/>
-              <w:right w:val="none"/>
-            </w:tcBorders>
-          </w:tcPr>
-          <w:p>
-            <w:pPr>
-              <w:spacing w:before="80" w:after="80"/>
-              <w:jc w:val="left"/>
-            </w:pPr>
-            <w:r>
-              <w:rPr>
-                <w:rFonts w:ascii="Calibri" w:hAnsi="Calibri"/>
-                <w:color w:val="1E293B"/>
-                <w:sz w:val="18"/>
-              </w:rPr>
-              <w:t>$250.00</w:t>
-            </w:r>
-          </w:p>
-        </w:tc>
-        <w:tc>
-          <w:tcPr>
-            <w:tcW w:type="dxa" w:w="1872"/>
-            <w:shd w:fill="FFFFFF"/>
-            <w:tcBorders>
-              <w:top w:val="single" w:sz="4" w:space="0" w:color="CBD5E1"/>
-              <w:left w:val="none"/>
-              <w:bottom w:val="single" w:sz="4" w:space="0" w:color="CBD5E1"/>
-              <w:right w:val="none"/>
-            </w:tcBorders>
-          </w:tcPr>
-          <w:p>
-            <w:pPr>
-              <w:spacing w:before="80" w:after="80"/>
-              <w:jc w:val="left"/>
-            </w:pPr>
-            <w:r>
-              <w:rPr>
-                <w:rFonts w:ascii="Calibri" w:hAnsi="Calibri"/>
-                <w:color w:val="1E293B"/>
-                <w:sz w:val="18"/>
-              </w:rPr>
-              <w:t>Goldman-Fristoe standardized test</w:t>
-            </w:r>
-          </w:p>
-        </w:tc>
-      </w:tr>
-      <w:tr>
-        <w:tc>
-          <w:tcPr>
-            <w:tcW w:type="dxa" w:w="1872"/>
-            <w:shd w:fill="F8FAFC"/>
-            <w:tcBorders>
-              <w:top w:val="single" w:sz="4" w:space="0" w:color="CBD5E1"/>
-              <w:left w:val="none"/>
-              <w:bottom w:val="single" w:sz="4" w:space="0" w:color="CBD5E1"/>
-              <w:right w:val="none"/>
-            </w:tcBorders>
-          </w:tcPr>
-          <w:p>
-            <w:pPr>
-              <w:spacing w:before="80" w:after="80"/>
-              <w:jc w:val="left"/>
-            </w:pPr>
-            <w:r>
-              <w:rPr>
-                <w:rFonts w:ascii="Calibri" w:hAnsi="Calibri"/>
-                <w:color w:val="1E293B"/>
-                <w:sz w:val="18"/>
-              </w:rPr>
-              <w:t>Individual Speech Therapy Session</w:t>
-            </w:r>
-          </w:p>
-        </w:tc>
-        <w:tc>
-          <w:tcPr>
-            <w:tcW w:type="dxa" w:w="1872"/>
-            <w:shd w:fill="F8FAFC"/>
-            <w:tcBorders>
-              <w:top w:val="single" w:sz="4" w:space="0" w:color="CBD5E1"/>
-              <w:left w:val="none"/>
-              <w:bottom w:val="single" w:sz="4" w:space="0" w:color="CBD5E1"/>
-              <w:right w:val="none"/>
-            </w:tcBorders>
-          </w:tcPr>
-          <w:p>
-            <w:pPr>
-              <w:spacing w:before="80" w:after="80"/>
-              <w:jc w:val="left"/>
-            </w:pPr>
-            <w:r>
-              <w:rPr>
-                <w:rFonts w:ascii="Calibri" w:hAnsi="Calibri"/>
-                <w:color w:val="1E293B"/>
-                <w:sz w:val="18"/>
-              </w:rPr>
-              <w:t>CPT 92507</w:t>
-            </w:r>
-          </w:p>
-        </w:tc>
-        <w:tc>
-          <w:tcPr>
-            <w:tcW w:type="dxa" w:w="1872"/>
-            <w:shd w:fill="F8FAFC"/>
-            <w:tcBorders>
-              <w:top w:val="single" w:sz="4" w:space="0" w:color="CBD5E1"/>
-              <w:left w:val="none"/>
-              <w:bottom w:val="single" w:sz="4" w:space="0" w:color="CBD5E1"/>
-              <w:right w:val="none"/>
-            </w:tcBorders>
-          </w:tcPr>
-          <w:p>
-            <w:pPr>
-              <w:spacing w:before="80" w:after="80"/>
-              <w:jc w:val="left"/>
-            </w:pPr>
-            <w:r>
-              <w:rPr>
-                <w:rFonts w:ascii="Calibri" w:hAnsi="Calibri"/>
-                <w:color w:val="1E293B"/>
-                <w:sz w:val="18"/>
-              </w:rPr>
-              <w:t>45 Minutes</w:t>
-            </w:r>
-          </w:p>
-        </w:tc>
-        <w:tc>
-          <w:tcPr>
-            <w:tcW w:type="dxa" w:w="1872"/>
-            <w:shd w:fill="F8FAFC"/>
-            <w:tcBorders>
-              <w:top w:val="single" w:sz="4" w:space="0" w:color="CBD5E1"/>
-              <w:left w:val="none"/>
-              <w:bottom w:val="single" w:sz="4" w:space="0" w:color="CBD5E1"/>
-              <w:right w:val="none"/>
-            </w:tcBorders>
-          </w:tcPr>
-          <w:p>
-            <w:pPr>
-              <w:spacing w:before="80" w:after="80"/>
-              <w:jc w:val="left"/>
-            </w:pPr>
-            <w:r>
-              <w:rPr>
-                <w:rFonts w:ascii="Calibri" w:hAnsi="Calibri"/>
-                <w:color w:val="1E293B"/>
-                <w:sz w:val="18"/>
-              </w:rPr>
-              <w:t>$135.00</w:t>
-            </w:r>
-          </w:p>
-        </w:tc>
-        <w:tc>
-          <w:tcPr>
-            <w:tcW w:type="dxa" w:w="1872"/>
-            <w:shd w:fill="F8FAFC"/>
-            <w:tcBorders>
-              <w:top w:val="single" w:sz="4" w:space="0" w:color="CBD5E1"/>
-              <w:left w:val="none"/>
-              <w:bottom w:val="single" w:sz="4" w:space="0" w:color="CBD5E1"/>
-              <w:right w:val="none"/>
-            </w:tcBorders>
-          </w:tcPr>
-          <w:p>
-            <w:pPr>
-              <w:spacing w:before="80" w:after="80"/>
-              <w:jc w:val="left"/>
-            </w:pPr>
-            <w:r>
-              <w:rPr>
-                <w:rFonts w:ascii="Calibri" w:hAnsi="Calibri"/>
-                <w:color w:val="1E293B"/>
-                <w:sz w:val="18"/>
-              </w:rPr>
-              <w:t>One-on-one direct clinical intervention</w:t>
-            </w:r>
-          </w:p>
-        </w:tc>
-      </w:tr>
-      <w:tr>
-        <w:tc>
-          <w:tcPr>
-            <w:tcW w:type="dxa" w:w="1872"/>
-            <w:shd w:fill="FFFFFF"/>
-            <w:tcBorders>
-              <w:top w:val="single" w:sz="4" w:space="0" w:color="CBD5E1"/>
-              <w:left w:val="none"/>
-              <w:bottom w:val="single" w:sz="4" w:space="0" w:color="CBD5E1"/>
-              <w:right w:val="none"/>
-            </w:tcBorders>
-          </w:tcPr>
-          <w:p>
-            <w:pPr>
-              <w:spacing w:before="80" w:after="80"/>
-              <w:jc w:val="left"/>
-            </w:pPr>
-            <w:r>
-              <w:rPr>
-                <w:rFonts w:ascii="Calibri" w:hAnsi="Calibri"/>
-                <w:color w:val="1E293B"/>
-                <w:sz w:val="18"/>
-              </w:rPr>
-              <w:t>Individual Speech Therapy Session (Extended)</w:t>
-            </w:r>
-          </w:p>
-        </w:tc>
-        <w:tc>
-          <w:tcPr>
-            <w:tcW w:type="dxa" w:w="1872"/>
-            <w:shd w:fill="FFFFFF"/>
-            <w:tcBorders>
-              <w:top w:val="single" w:sz="4" w:space="0" w:color="CBD5E1"/>
-              <w:left w:val="none"/>
-              <w:bottom w:val="single" w:sz="4" w:space="0" w:color="CBD5E1"/>
-              <w:right w:val="none"/>
-            </w:tcBorders>
-          </w:tcPr>
-          <w:p>
-            <w:pPr>
-              <w:spacing w:before="80" w:after="80"/>
-              <w:jc w:val="left"/>
-            </w:pPr>
-            <w:r>
-              <w:rPr>
-                <w:rFonts w:ascii="Calibri" w:hAnsi="Calibri"/>
-                <w:color w:val="1E293B"/>
-                <w:sz w:val="18"/>
-              </w:rPr>
-              <w:t>CPT 92507</w:t>
-            </w:r>
-          </w:p>
-        </w:tc>
-        <w:tc>
-          <w:tcPr>
-            <w:tcW w:type="dxa" w:w="1872"/>
-            <w:shd w:fill="FFFFFF"/>
-            <w:tcBorders>
-              <w:top w:val="single" w:sz="4" w:space="0" w:color="CBD5E1"/>
-              <w:left w:val="none"/>
-              <w:bottom w:val="single" w:sz="4" w:space="0" w:color="CBD5E1"/>
-              <w:right w:val="none"/>
-            </w:tcBorders>
-          </w:tcPr>
-          <w:p>
-            <w:pPr>
-              <w:spacing w:before="80" w:after="80"/>
-              <w:jc w:val="left"/>
-            </w:pPr>
-            <w:r>
-              <w:rPr>
-                <w:rFonts w:ascii="Calibri" w:hAnsi="Calibri"/>
-                <w:color w:val="1E293B"/>
-                <w:sz w:val="18"/>
-              </w:rPr>
-              <w:t>60 Minutes</w:t>
-            </w:r>
-          </w:p>
-        </w:tc>
-        <w:tc>
-          <w:tcPr>
-            <w:tcW w:type="dxa" w:w="1872"/>
-            <w:shd w:fill="FFFFFF"/>
-            <w:tcBorders>
-              <w:top w:val="single" w:sz="4" w:space="0" w:color="CBD5E1"/>
-              <w:left w:val="none"/>
-              <w:bottom w:val="single" w:sz="4" w:space="0" w:color="CBD5E1"/>
-              <w:right w:val="none"/>
-            </w:tcBorders>
-          </w:tcPr>
-          <w:p>
-            <w:pPr>
-              <w:spacing w:before="80" w:after="80"/>
-              <w:jc w:val="left"/>
-            </w:pPr>
-            <w:r>
-              <w:rPr>
-                <w:rFonts w:ascii="Calibri" w:hAnsi="Calibri"/>
-                <w:color w:val="1E293B"/>
-                <w:sz w:val="18"/>
-              </w:rPr>
-              <w:t>$175.00</w:t>
-            </w:r>
-          </w:p>
-        </w:tc>
-        <w:tc>
-          <w:tcPr>
-            <w:tcW w:type="dxa" w:w="1872"/>
-            <w:shd w:fill="FFFFFF"/>
-            <w:tcBorders>
-              <w:top w:val="single" w:sz="4" w:space="0" w:color="CBD5E1"/>
-              <w:left w:val="none"/>
-              <w:bottom w:val="single" w:sz="4" w:space="0" w:color="CBD5E1"/>
-              <w:right w:val="none"/>
-            </w:tcBorders>
-          </w:tcPr>
-          <w:p>
-            <w:pPr>
-              <w:spacing w:before="80" w:after="80"/>
-              <w:jc w:val="left"/>
-            </w:pPr>
-            <w:r>
-              <w:rPr>
-                <w:rFonts w:ascii="Calibri" w:hAnsi="Calibri"/>
-                <w:color w:val="1E293B"/>
-                <w:sz w:val="18"/>
-              </w:rPr>
-              <w:t>Complex apraxia or feeding intervention</w:t>
-            </w:r>
-          </w:p>
-        </w:tc>
-      </w:tr>
-      <w:tr>
-        <w:tc>
-          <w:tcPr>
-            <w:tcW w:type="dxa" w:w="1872"/>
-            <w:shd w:fill="F8FAFC"/>
-            <w:tcBorders>
-              <w:top w:val="single" w:sz="4" w:space="0" w:color="CBD5E1"/>
-              <w:left w:val="none"/>
-              <w:bottom w:val="single" w:sz="4" w:space="0" w:color="CBD5E1"/>
-              <w:right w:val="none"/>
-            </w:tcBorders>
-          </w:tcPr>
-          <w:p>
-            <w:pPr>
-              <w:spacing w:before="80" w:after="80"/>
-              <w:jc w:val="left"/>
-            </w:pPr>
-            <w:r>
-              <w:rPr>
-                <w:rFonts w:ascii="Calibri" w:hAnsi="Calibri"/>
-                <w:color w:val="1E293B"/>
-                <w:sz w:val="18"/>
-              </w:rPr>
-              <w:t>Pediatric Feeding &amp; Swallowing Therapy</w:t>
-            </w:r>
-          </w:p>
-        </w:tc>
-        <w:tc>
-          <w:tcPr>
-            <w:tcW w:type="dxa" w:w="1872"/>
-            <w:shd w:fill="F8FAFC"/>
-            <w:tcBorders>
-              <w:top w:val="single" w:sz="4" w:space="0" w:color="CBD5E1"/>
-              <w:left w:val="none"/>
-              <w:bottom w:val="single" w:sz="4" w:space="0" w:color="CBD5E1"/>
-              <w:right w:val="none"/>
-            </w:tcBorders>
-          </w:tcPr>
-          <w:p>
-            <w:pPr>
-              <w:spacing w:before="80" w:after="80"/>
-              <w:jc w:val="left"/>
-            </w:pPr>
-            <w:r>
-              <w:rPr>
-                <w:rFonts w:ascii="Calibri" w:hAnsi="Calibri"/>
-                <w:color w:val="1E293B"/>
-                <w:sz w:val="18"/>
-              </w:rPr>
-              <w:t>CPT 92526</w:t>
-            </w:r>
-          </w:p>
-        </w:tc>
-        <w:tc>
-          <w:tcPr>
-            <w:tcW w:type="dxa" w:w="1872"/>
-            <w:shd w:fill="F8FAFC"/>
-            <w:tcBorders>
-              <w:top w:val="single" w:sz="4" w:space="0" w:color="CBD5E1"/>
-              <w:left w:val="none"/>
-              <w:bottom w:val="single" w:sz="4" w:space="0" w:color="CBD5E1"/>
-              <w:right w:val="none"/>
-            </w:tcBorders>
-          </w:tcPr>
-          <w:p>
-            <w:pPr>
-              <w:spacing w:before="80" w:after="80"/>
-              <w:jc w:val="left"/>
-            </w:pPr>
-            <w:r>
-              <w:rPr>
-                <w:rFonts w:ascii="Calibri" w:hAnsi="Calibri"/>
-                <w:color w:val="1E293B"/>
-                <w:sz w:val="18"/>
-              </w:rPr>
-              <w:t>45 Minutes</w:t>
-            </w:r>
-          </w:p>
-        </w:tc>
-        <w:tc>
-          <w:tcPr>
-            <w:tcW w:type="dxa" w:w="1872"/>
-            <w:shd w:fill="F8FAFC"/>
-            <w:tcBorders>
-              <w:top w:val="single" w:sz="4" w:space="0" w:color="CBD5E1"/>
-              <w:left w:val="none"/>
-              <w:bottom w:val="single" w:sz="4" w:space="0" w:color="CBD5E1"/>
-              <w:right w:val="none"/>
-            </w:tcBorders>
-          </w:tcPr>
-          <w:p>
-            <w:pPr>
-              <w:spacing w:before="80" w:after="80"/>
-              <w:jc w:val="left"/>
-            </w:pPr>
-            <w:r>
-              <w:rPr>
-                <w:rFonts w:ascii="Calibri" w:hAnsi="Calibri"/>
-                <w:color w:val="1E293B"/>
-                <w:sz w:val="18"/>
-              </w:rPr>
-              <w:t>$150.00</w:t>
-            </w:r>
-          </w:p>
-        </w:tc>
-        <w:tc>
-          <w:tcPr>
-            <w:tcW w:type="dxa" w:w="1872"/>
-            <w:shd w:fill="F8FAFC"/>
-            <w:tcBorders>
-              <w:top w:val="single" w:sz="4" w:space="0" w:color="CBD5E1"/>
-              <w:left w:val="none"/>
-              <w:bottom w:val="single" w:sz="4" w:space="0" w:color="CBD5E1"/>
-              <w:right w:val="none"/>
-            </w:tcBorders>
-          </w:tcPr>
-          <w:p>
-            <w:pPr>
-              <w:spacing w:before="80" w:after="80"/>
-              <w:jc w:val="left"/>
-            </w:pPr>
-            <w:r>
-              <w:rPr>
-                <w:rFonts w:ascii="Calibri" w:hAnsi="Calibri"/>
-                <w:color w:val="1E293B"/>
-                <w:sz w:val="18"/>
-              </w:rPr>
-              <w:t>Oral-motor &amp; sensory feeding protocol</w:t>
-            </w:r>
-          </w:p>
-        </w:tc>
-      </w:tr>
-    </w:tbl>
-    <w:p>
-      <w:pPr>
-        <w:spacing w:before="0" w:after="160"/>
-      </w:pPr>
-    </w:p>
-    <w:p>
-      <w:r>
-        <w:br w:type="page"/>
+        <w:t>Late cancellations incur a $50 administrative charge if not notified 24 hours prior. Please call our front desk to reschedule.</w:t>
       </w:r>
     </w:p>
     <w:p>
@@ -968,7 +84,7 @@
           <w:color w:val="0F172A"/>
           <w:sz w:val="26"/>
         </w:rPr>
-        <w:t>ARTICLE 3: ATTENDANCE, RESERVED CLINICAL HOURS &amp; CANCELLATIONS</w:t>
+        <w:t>ARTICLE 3: CONFIDENTIALITY</w:t>
       </w:r>
     </w:p>
     <w:p>
@@ -981,40 +97,7 @@
           <w:color w:val="1E293B"/>
           <w:sz w:val="20"/>
         </w:rPr>
-        <w:t>Consistency is the primary determinant of therapeutic progress in pediatric speech and language acquisition. By reserving a weekly therapy slot, the Practice dedicates a treatment room and licensed clinician exclusively to Patient:</w:t>
-      </w:r>
-    </w:p>
-    <w:p>
-      <w:pPr>
-        <w:pStyle w:val="ListBullet"/>
-        <w:spacing w:before="0" w:after="60" w:line="276" w:lineRule="auto"/>
-      </w:pPr>
-      <w:r>
-        <w:rPr>
-          <w:rFonts w:ascii="Calibri" w:hAnsi="Calibri"/>
-          <w:color w:val="1E293B"/>
-          <w:sz w:val="20"/>
-        </w:rPr>
-        <w:t>24-Hour Notice Required: Cancellations made at least twenty-four (24) hours prior to the scheduled session will incur zero charge and are eligible for a rescheduled makeup session within thirty (30) days.</w:t>
-      </w:r>
-    </w:p>
-    <w:p>
-      <w:pPr>
-        <w:pStyle w:val="ListBullet"/>
-        <w:spacing w:before="0" w:after="60" w:line="276" w:lineRule="auto"/>
-      </w:pPr>
-      <w:r>
-        <w:rPr>
-          <w:rFonts w:ascii="Calibri" w:hAnsi="Calibri"/>
-          <w:color w:val="1E293B"/>
-          <w:sz w:val="20"/>
-        </w:rPr>
-        <w:t>Reserved Clinical Hour Fee ($75.00): Cancellations made with less than 24 hours notice or unattended sessions ('No-Shows') will incur a $75.00 Reserved Clinical Hour Fee automatically billed to Guarantor's credit card on file. This fee covers reserved clinician time and is non-reimbursable by insurance.</w:t>
-      </w:r>
-    </w:p>
-    <w:p>
-      <w:r>
-        <w:br w:type="page"/>
+        <w:t>All client records are kept confidential under federal guidelines.</w:t>
       </w:r>
     </w:p>
     <w:p>
@@ -1029,7 +112,7 @@
           <w:color w:val="0F172A"/>
           <w:sz w:val="26"/>
         </w:rPr>
-        <w:t>ARTICLE 4: FINANCIAL GUARANTOR RESPONSIBILITY &amp; BILLING</w:t>
+        <w:t>ARTICLE 4: BILLING</w:t>
       </w:r>
     </w:p>
     <w:p>
@@ -1042,112 +125,7 @@
           <w:color w:val="1E293B"/>
           <w:sz w:val="20"/>
         </w:rPr>
-        <w:t>Guarantor personally guarantees full and prompt payment of all fees incurred for services rendered to Patient. In the event of shared parental custody, divorce, or third-party separation, the Guarantor executing this Agreement remains solely liable to Practice. The Practice will not mediate or divide invoices between co-parents.</w:t>
-      </w:r>
-    </w:p>
-    <w:p>
-      <w:r>
-        <w:br w:type="page"/>
-      </w:r>
-    </w:p>
-    <w:p>
-      <w:pPr>
-        <w:keepNext/>
-        <w:spacing w:before="280" w:after="80"/>
-      </w:pPr>
-      <w:r>
-        <w:rPr>
-          <w:rFonts w:ascii="Calibri" w:hAnsi="Calibri"/>
-          <w:b/>
-          <w:color w:val="0F172A"/>
-          <w:sz w:val="26"/>
-        </w:rPr>
-        <w:t>ARTICLE 5: HIPAA PRIVACY NOTICE &amp; CONFIDENTIALITY</w:t>
-      </w:r>
-    </w:p>
-    <w:p>
-      <w:pPr>
-        <w:spacing w:before="0" w:after="120" w:line="276" w:lineRule="auto"/>
-      </w:pPr>
-      <w:r>
-        <w:rPr>
-          <w:rFonts w:ascii="Calibri" w:hAnsi="Calibri"/>
-          <w:color w:val="1E293B"/>
-          <w:sz w:val="20"/>
-        </w:rPr>
-        <w:t>The Practice complies strictly with the Health Insurance Portability and Accountability Act of 1996 (HIPAA). Patient Protected Health Information (PHI) is stored within encrypted, SOC 2 compliant Electronic Health Record (EHR) systems. PHI will not be disclosed without written parental consent, except as required by Texas state law regarding mandatory child welfare reporting.</w:t>
-      </w:r>
-    </w:p>
-    <w:p>
-      <w:r>
-        <w:br w:type="page"/>
-      </w:r>
-    </w:p>
-    <w:p>
-      <w:pPr>
-        <w:keepNext/>
-        <w:spacing w:before="280" w:after="80"/>
-      </w:pPr>
-      <w:r>
-        <w:rPr>
-          <w:rFonts w:ascii="Calibri" w:hAnsi="Calibri"/>
-          <w:b/>
-          <w:color w:val="0F172A"/>
-          <w:sz w:val="26"/>
-        </w:rPr>
-        <w:t>ARTICLE 6: INFORMED CONSENT &amp; ARBITRATION</w:t>
-      </w:r>
-    </w:p>
-    <w:p>
-      <w:pPr>
-        <w:spacing w:before="0" w:after="120" w:line="276" w:lineRule="auto"/>
-      </w:pPr>
-      <w:r>
-        <w:rPr>
-          <w:rFonts w:ascii="Calibri" w:hAnsi="Calibri"/>
-          <w:color w:val="1E293B"/>
-          <w:sz w:val="20"/>
-        </w:rPr>
-        <w:t>Guarantor acknowledges that speech and language therapy involves collaborative clinical interventions and that specific developmental outcomes or timelines cannot be guaranteed.</w:t>
-      </w:r>
-    </w:p>
-    <w:p>
-      <w:pPr>
-        <w:spacing w:before="0" w:after="120" w:line="276" w:lineRule="auto"/>
-      </w:pPr>
-      <w:r>
-        <w:rPr>
-          <w:rFonts w:ascii="Calibri" w:hAnsi="Calibri"/>
-          <w:color w:val="1E293B"/>
-          <w:sz w:val="20"/>
-        </w:rPr>
-        <w:t>Executed this ______ day of __________________, 2026.</w:t>
-      </w:r>
-    </w:p>
-    <w:p>
-      <w:pPr>
-        <w:spacing w:before="0" w:after="120" w:line="276" w:lineRule="auto"/>
-      </w:pPr>
-      <w:r>
-        <w:rPr>
-          <w:rFonts w:ascii="Calibri" w:hAnsi="Calibri"/>
-          <w:color w:val="1E293B"/>
-          <w:sz w:val="20"/>
-        </w:rPr>
-        <w:t>Parent / Legal Financial Guarantor Signature: ________________________________________________</w:t>
-      </w:r>
-    </w:p>
-    <w:p>
-      <w:pPr>
-        <w:spacing w:before="0" w:after="120" w:line="276" w:lineRule="auto"/>
-      </w:pPr>
-      <w:r>
-        <w:rPr>
-          <w:rFonts w:ascii="Calibri" w:hAnsi="Calibri"/>
-          <w:color w:val="1E293B"/>
-          <w:sz w:val="20"/>
-        </w:rPr>
-        <w:t>Printed Legal Name: ____________________________________________________________________</w:t>
+        <w:t>Invoices will be sent periodically for services rendered.</w:t>
       </w:r>
     </w:p>
     <w:sectPr>
@@ -1184,7 +162,7 @@
       <w:jc w:val="right"/>
     </w:pPr>
     <w:r>
-      <w:t xml:space="preserve">Bloom Speech &amp; Language Clinic — Pediatric Patient Intake &amp; </w:t>
+      <w:t>Pediatric Clinical Intake &amp; Consent Agreement (v1 Draft — Be</w:t>
     </w:r>
   </w:p>
 </w:hdr>
